--- a/templates/settlement_letter.docx
+++ b/templates/settlement_letter.docx
@@ -619,6 +619,8 @@
     </w:p>
     <w:p>
       <w:pPr>
+        <w:keepNext/>
+        <w:keepLines/>
         <w:spacing w:after="20" w:before="0"/>
       </w:pPr>
       <w:r>
@@ -628,6 +630,8 @@
     </w:p>
     <w:p>
       <w:pPr>
+        <w:keepNext w:val="0"/>
+        <w:keepLines/>
         <w:spacing w:after="20" w:before="0"/>
       </w:pPr>
       <w:r>
